--- a/src/Aspose.Cli.Product.Words/Engine/Templates/default-a4.docx
+++ b/src/Aspose.Cli.Product.Words/Engine/Templates/default-a4.docx
@@ -69,7 +69,7 @@
     <w:rPrDefault>
       <w:rPr>
         <w:rFonts w:ascii="Calibri" w:eastAsia="Microsoft YaHei" w:hAnsi="Calibri" w:cs="Calibri"/>
-        <w:lang w:val="en-US" w:eastAsia="en-US" w:bidi="ar-SA"/>
+        <w:lang w:val="en-US" w:eastAsia="zh-CN" w:bidi="ar-SA"/>
       </w:rPr>
     </w:rPrDefault>
     <w:pPrDefault/>

--- a/src/Aspose.Cli.Product.Words/Engine/Templates/default-a4.docx
+++ b/src/Aspose.Cli.Product.Words/Engine/Templates/default-a4.docx
@@ -377,7 +377,6 @@
       <w:keepNext/>
       <w:spacing w:before="0" w:after="240"/>
       <w:jc w:val="center"/>
-      <w:outlineLvl w:val="0"/>
     </w:pPr>
     <w:rPr>
       <w:rFonts w:ascii="Calibri" w:eastAsia="Microsoft YaHei" w:hAnsi="Calibri" w:cs="Calibri"/>
@@ -398,7 +397,6 @@
     <w:pPr>
       <w:spacing w:after="360"/>
       <w:jc w:val="center"/>
-      <w:outlineLvl w:val="1"/>
     </w:pPr>
     <w:rPr>
       <w:rFonts w:ascii="Calibri" w:eastAsia="Microsoft YaHei" w:hAnsi="Calibri" w:cs="Calibri"/>
